--- a/Volume 1/Chapter 04 - Databases/SPA_Vol1_Ch4_Lesson4_11a_Joins_Extended.docx
+++ b/Volume 1/Chapter 04 - Databases/SPA_Vol1_Ch4_Lesson4_11a_Joins_Extended.docx
@@ -1135,9 +1135,129 @@
     </w:p>
     <w:p>
       <w:pPr>
+        <w:keepNext/>
+      </w:pPr>
+      <w:r>
+        <w:t>Next, let the tools create the Rust and Solidity project files, as in Lesson 4.0a. Remember, Cargo.toml describes the project: cargo init names it join_groups, and cargo add pins the mysql crate at exactly 28.0.3. The Connector Setup below deletes the starter src\main.rs after cargo fetch, because each program is its own file in src\bin. Remember, forge init makes the Solidity project; --empty leaves out the sample files, and --force lets it run in the folder you just made.</w:t>
+      </w:r>
+    </w:p>
+    <w:p>
+      <w:pPr>
+        <w:keepNext/>
+      </w:pPr>
+    </w:p>
+    <w:p>
+      <w:pPr>
+        <w:pStyle w:val="CommandBlock"/>
+        <w:keepNext/>
+      </w:pPr>
+      <w:r>
+        <w:t>cargo init .\rust --name join_groups --vcs none</w:t>
+      </w:r>
+    </w:p>
+    <w:p>
+      <w:pPr>
+        <w:pStyle w:val="CommandBlock"/>
+        <w:keepNext/>
+      </w:pPr>
+      <w:r>
+        <w:t>cargo add --manifest-path .\rust\Cargo.toml mysql@=28.0.3</w:t>
+      </w:r>
+    </w:p>
+    <w:p>
+      <w:pPr>
+        <w:pStyle w:val="CommandBlock"/>
+      </w:pPr>
+      <w:r>
+        <w:t>forge init .\solidity --empty --no-git --offline --force</w:t>
+      </w:r>
+    </w:p>
+    <w:p>
+      <w:pPr>
+        <w:keepNext/>
+      </w:pPr>
+    </w:p>
+    <w:p>
+      <w:r>
+        <w:t>Then type the Solidity project's settings file, foundry.toml; these scripts read and write no files, so it allows none. As in Chapter 1, notepad .\solidity\foundry.toml opens the file forge init wrote: replace its text with the file below, save it with Ctrl+S, and close Notepad.</w:t>
+      </w:r>
+    </w:p>
+    <w:p>
+      <w:pPr>
+        <w:keepNext/>
+      </w:pPr>
+    </w:p>
+    <w:p>
+      <w:pPr>
         <w:pStyle w:val="Heading3"/>
       </w:pPr>
       <w:r>
+        <w:t>solidity/foundry.toml</w:t>
+      </w:r>
+    </w:p>
+    <w:p>
+      <w:pPr>
+        <w:pStyle w:val="SourceCode"/>
+        <w:keepNext/>
+      </w:pPr>
+      <w:r>
+        <w:t>[profile.default]</w:t>
+      </w:r>
+    </w:p>
+    <w:p>
+      <w:pPr>
+        <w:pStyle w:val="SourceCode"/>
+        <w:keepNext/>
+      </w:pPr>
+      <w:r>
+        <w:t># The files in script/ are the only Solidity sources in this project.</w:t>
+      </w:r>
+    </w:p>
+    <w:p>
+      <w:pPr>
+        <w:pStyle w:val="SourceCode"/>
+        <w:keepNext/>
+      </w:pPr>
+      <w:r>
+        <w:t>src = "script"</w:t>
+      </w:r>
+    </w:p>
+    <w:p>
+      <w:pPr>
+        <w:pStyle w:val="SourceCode"/>
+        <w:keepNext/>
+      </w:pPr>
+      <w:r>
+        <w:t># forge install puts forge-std in lib/.</w:t>
+      </w:r>
+    </w:p>
+    <w:p>
+      <w:pPr>
+        <w:pStyle w:val="SourceCode"/>
+        <w:keepNext/>
+      </w:pPr>
+      <w:r>
+        <w:t>libs = ["lib"]</w:t>
+      </w:r>
+    </w:p>
+    <w:p>
+      <w:pPr>
+        <w:pStyle w:val="SourceCode"/>
+      </w:pPr>
+      <w:r>
+        <w:t># The scripts read and write no files, so no fs_permissions are needed.</w:t>
+      </w:r>
+    </w:p>
+    <w:p>
+      <w:pPr>
+        <w:keepNext/>
+      </w:pPr>
+    </w:p>
+    <w:p>
+      <w:pPr>
+        <w:pStyle w:val="Heading3"/>
+      </w:pPr>
+      <w:r>
         <w:t>Linux or macOS Project Setup</w:t>
       </w:r>
     </w:p>
@@ -1186,8 +1306,62 @@
       </w:pPr>
     </w:p>
     <w:p>
-      <w:r>
-        <w:t>Save each source and supporting file from this lesson into the matching path in the project layout. As in Chapter 1, notepad .\rust\Cargo.toml creates and opens one: choose Yes, type the file, save it with Ctrl+S, and close Notepad (on Linux or macOS, nano ./rust/Cargo.toml: type the file, then save and close it with Ctrl+O, Enter, then Ctrl+X). The Linux commands leave out the assembly folder, because Linux Assembly is deferred.</w:t>
+      <w:pPr>
+        <w:keepNext/>
+      </w:pPr>
+      <w:r>
+        <w:t>Then create the Rust and Solidity project files with the same commands as on Windows.</w:t>
+      </w:r>
+    </w:p>
+    <w:p>
+      <w:pPr>
+        <w:keepNext/>
+      </w:pPr>
+    </w:p>
+    <w:p>
+      <w:pPr>
+        <w:pStyle w:val="CommandBlock"/>
+        <w:keepNext/>
+      </w:pPr>
+      <w:r>
+        <w:t>cargo init ./rust --name join_groups --vcs none</w:t>
+      </w:r>
+    </w:p>
+    <w:p>
+      <w:pPr>
+        <w:pStyle w:val="CommandBlock"/>
+        <w:keepNext/>
+      </w:pPr>
+      <w:r>
+        <w:t>cargo add --manifest-path ./rust/Cargo.toml mysql@=28.0.3</w:t>
+      </w:r>
+    </w:p>
+    <w:p>
+      <w:pPr>
+        <w:pStyle w:val="CommandBlock"/>
+      </w:pPr>
+      <w:r>
+        <w:t>forge init ./solidity --empty --no-git --offline --force</w:t>
+      </w:r>
+    </w:p>
+    <w:p>
+      <w:pPr>
+        <w:keepNext/>
+      </w:pPr>
+    </w:p>
+    <w:p>
+      <w:r>
+        <w:t>Type solidity/foundry.toml exactly as shown in the Windows setup.</w:t>
+      </w:r>
+    </w:p>
+    <w:p>
+      <w:pPr>
+        <w:keepNext/>
+      </w:pPr>
+    </w:p>
+    <w:p>
+      <w:r>
+        <w:t>You save each source file in its language's section below, as each is shown. As in Chapter 1, notepad .\rust\src\bin\basic_join_groups.rs creates and opens one: choose Yes, type the file, save it with Ctrl+S, and close Notepad (on Linux or macOS, nano ./rust/src/bin/basic_join_groups.rs: type the file, then save and close it with Ctrl+O, Enter, then Ctrl+X). The Linux commands leave out the assembly folder, because Linux Assembly is deferred.</w:t>
       </w:r>
     </w:p>
     <w:p>
@@ -1268,6 +1442,15 @@
         <w:keepNext/>
       </w:pPr>
       <w:r>
+        <w:t>Remove-Item .\rust\src\main.rs</w:t>
+      </w:r>
+    </w:p>
+    <w:p>
+      <w:pPr>
+        <w:pStyle w:val="CommandBlock"/>
+        <w:keepNext/>
+      </w:pPr>
+      <w:r>
         <w:t>curl.exe -fsSL -o .\vendor\mysql-1.9.0.tar `</w:t>
       </w:r>
     </w:p>
@@ -1334,6 +1517,15 @@
         <w:keepNext/>
       </w:pPr>
       <w:r>
+        <w:t>rm ./rust/src/main.rs</w:t>
+      </w:r>
+    </w:p>
+    <w:p>
+      <w:pPr>
+        <w:pStyle w:val="CommandBlock"/>
+        <w:keepNext/>
+      </w:pPr>
+      <w:r>
         <w:t>curl -fsSL -o ./vendor/mysql-1.9.0.tar \</w:t>
       </w:r>
     </w:p>
@@ -21225,7 +21417,7 @@
     </w:p>
     <w:p>
       <w:r>
-        <w:t>Cargo.toml names the Rust project and pins the mysql crate at exactly 28.0.3. foundry.toml is the Solidity project's settings file; these scripts read and write no files, so it allows none.</w:t>
+        <w:t>This is the file the setup commands wrote, shown here so you can check yours. Cargo.toml names the Rust project and pins the mysql crate at exactly 28.0.3. Yours has no comment lines, and its blank lines may differ; the comments here explain each part.</w:t>
       </w:r>
     </w:p>
     <w:p>
@@ -21345,77 +21537,6 @@
       </w:pPr>
       <w:r>
         <w:t>mysql = "=28.0.3"</w:t>
-      </w:r>
-    </w:p>
-    <w:p>
-      <w:pPr>
-        <w:keepNext/>
-      </w:pPr>
-    </w:p>
-    <w:p>
-      <w:pPr>
-        <w:keepNext/>
-      </w:pPr>
-    </w:p>
-    <w:p>
-      <w:pPr>
-        <w:pStyle w:val="Heading2"/>
-      </w:pPr>
-      <w:r>
-        <w:t>solidity/foundry.toml</w:t>
-      </w:r>
-    </w:p>
-    <w:p>
-      <w:pPr>
-        <w:pStyle w:val="SourceCode"/>
-        <w:keepNext/>
-      </w:pPr>
-      <w:r>
-        <w:t>[profile.default]</w:t>
-      </w:r>
-    </w:p>
-    <w:p>
-      <w:pPr>
-        <w:pStyle w:val="SourceCode"/>
-        <w:keepNext/>
-      </w:pPr>
-      <w:r>
-        <w:t># The files in script/ are the only Solidity sources in this project.</w:t>
-      </w:r>
-    </w:p>
-    <w:p>
-      <w:pPr>
-        <w:pStyle w:val="SourceCode"/>
-        <w:keepNext/>
-      </w:pPr>
-      <w:r>
-        <w:t>src = "script"</w:t>
-      </w:r>
-    </w:p>
-    <w:p>
-      <w:pPr>
-        <w:pStyle w:val="SourceCode"/>
-        <w:keepNext/>
-      </w:pPr>
-      <w:r>
-        <w:t># forge install puts forge-std in lib/.</w:t>
-      </w:r>
-    </w:p>
-    <w:p>
-      <w:pPr>
-        <w:pStyle w:val="SourceCode"/>
-        <w:keepNext/>
-      </w:pPr>
-      <w:r>
-        <w:t>libs = ["lib"]</w:t>
-      </w:r>
-    </w:p>
-    <w:p>
-      <w:pPr>
-        <w:pStyle w:val="SourceCode"/>
-      </w:pPr>
-      <w:r>
-        <w:t># The scripts read and write no files, so no fs_permissions are needed.</w:t>
       </w:r>
     </w:p>
     <w:p>
@@ -23827,31 +23948,31 @@
       </w:rPr>
     </w:lvl>
   </w:abstractNum>
-  <w:num w:numId="1" w16cid:durableId="312611187">
+  <w:num w:numId="1" w16cid:durableId="1331330442">
     <w:abstractNumId w:val="8"/>
   </w:num>
-  <w:num w:numId="2" w16cid:durableId="1672559232">
+  <w:num w:numId="2" w16cid:durableId="52244481">
     <w:abstractNumId w:val="6"/>
   </w:num>
-  <w:num w:numId="3" w16cid:durableId="1347368872">
+  <w:num w:numId="3" w16cid:durableId="2025864983">
     <w:abstractNumId w:val="5"/>
   </w:num>
-  <w:num w:numId="4" w16cid:durableId="855391166">
+  <w:num w:numId="4" w16cid:durableId="752897309">
     <w:abstractNumId w:val="4"/>
   </w:num>
-  <w:num w:numId="5" w16cid:durableId="1057313455">
+  <w:num w:numId="5" w16cid:durableId="286618916">
     <w:abstractNumId w:val="7"/>
   </w:num>
-  <w:num w:numId="6" w16cid:durableId="412627220">
+  <w:num w:numId="6" w16cid:durableId="996807220">
     <w:abstractNumId w:val="3"/>
   </w:num>
-  <w:num w:numId="7" w16cid:durableId="646015904">
+  <w:num w:numId="7" w16cid:durableId="667712500">
     <w:abstractNumId w:val="2"/>
   </w:num>
-  <w:num w:numId="8" w16cid:durableId="446586296">
+  <w:num w:numId="8" w16cid:durableId="1981228296">
     <w:abstractNumId w:val="1"/>
   </w:num>
-  <w:num w:numId="9" w16cid:durableId="1200779325">
+  <w:num w:numId="9" w16cid:durableId="1105685846">
     <w:abstractNumId w:val="0"/>
   </w:num>
 </w:numbering>

--- a/Volume 1/Chapter 04 - Databases/SPA_Vol1_Ch4_Lesson4_11a_Joins_Extended.docx
+++ b/Volume 1/Chapter 04 - Databases/SPA_Vol1_Ch4_Lesson4_11a_Joins_Extended.docx
@@ -445,7 +445,11 @@
         <w:pStyle w:val="ListBullet"/>
       </w:pPr>
       <w:r>
-        <w:t>All three connectors read a row by position, in the order of the SELECT's columns, so two columns called name could not overwrite each other here, as they would without AS in a connector that reads by column name, such as TypeScript's mysql2 (Lesson 4.11). AS group_name stays, so the SQL is Lesson 4.11's, with each language's own table names, and every answer column has a clear name.</w:t>
+        <w:t xml:space="preserve">All three connectors read a row by position, in the order of the SELECT's columns, so two columns called name could not overwrite each other here, as they would without AS in a connector that reads by column </w:t>
+      </w:r>
+      <w:r>
+        <w:lastRenderedPageBreak/>
+        <w:t>name, such as TypeScript's mysql2 (Lesson 4.11). AS group_name stays, so the SQL is Lesson 4.11's, with each language's own table names, and every answer column has a clear name.</w:t>
       </w:r>
     </w:p>
     <w:p>
@@ -1229,7 +1233,7 @@
         <w:keepNext/>
       </w:pPr>
       <w:r>
-        <w:t>[profile.default]</w:t>
+        <w:t>[profile.default]  # Remember, the settings forge uses by default.</w:t>
       </w:r>
     </w:p>
     <w:p>
@@ -2031,7 +2035,7 @@
         <w:pStyle w:val="SourceCode"/>
       </w:pPr>
       <w:r>
-        <w:t>-- Lesson 4.4's contacts_assembly table, with one new column at the end.</w:t>
+        <w:t>-- Lesson 4.4a's contacts_assembly table, with one new column at the end.</w:t>
       </w:r>
     </w:p>
     <w:p>
@@ -2412,7 +2416,7 @@
         <w:pStyle w:val="SourceCode"/>
       </w:pPr>
       <w:r>
-        <w:t>-- Lesson 4.4's contacts_rust table, with one new column at the end.</w:t>
+        <w:t>-- Lesson 4.4a's contacts_rust table, with one new column at the end.</w:t>
       </w:r>
     </w:p>
     <w:p>
@@ -2793,7 +2797,7 @@
         <w:pStyle w:val="SourceCode"/>
       </w:pPr>
       <w:r>
-        <w:t>-- Lesson 4.4's contacts_erlang table, with one new column at the end.</w:t>
+        <w:t>-- Lesson 4.4a's contacts_erlang table, with one new column at the end.</w:t>
       </w:r>
     </w:p>
     <w:p>
@@ -5372,23 +5376,23 @@
         <w:pStyle w:val="SourceCode"/>
       </w:pPr>
       <w:r>
-        <w:t>; the next one or 0, and a row is an array of 8-byte text addresses, one</w:t>
-      </w:r>
-    </w:p>
-    <w:p>
-      <w:pPr>
-        <w:pStyle w:val="SourceCode"/>
-      </w:pPr>
-      <w:r>
-        <w:t>; per column, with address 0 for NULL (Lesson 4.6a). rbx keeps the</w:t>
-      </w:r>
-    </w:p>
-    <w:p>
-      <w:pPr>
-        <w:pStyle w:val="SourceCode"/>
-      </w:pPr>
-      <w:r>
-        <w:t>; connection, r12 the heading, r13 the rows, and r14 the row.</w:t>
+        <w:t>; the next one or 0, and a row holds one 8-byte text address per column, 0</w:t>
+      </w:r>
+    </w:p>
+    <w:p>
+      <w:pPr>
+        <w:pStyle w:val="SourceCode"/>
+      </w:pPr>
+      <w:r>
+        <w:t>; for NULL (Lesson 4.6a). rbx keeps the connection, r12 the heading, r13 the</w:t>
+      </w:r>
+    </w:p>
+    <w:p>
+      <w:pPr>
+        <w:pStyle w:val="SourceCode"/>
+      </w:pPr>
+      <w:r>
+        <w:t>; rows, r14 the row. Four pushes and sub rsp, 40 keep rsp a multiple of 16.</w:t>
       </w:r>
     </w:p>
     <w:p>
@@ -5859,15 +5863,15 @@
         <w:pStyle w:val="SourceCode"/>
       </w:pPr>
       <w:r>
-        <w:t xml:space="preserve">    ; Remember, the password comes only from SPA_DB_PASSWORD; getenv</w:t>
-      </w:r>
-    </w:p>
-    <w:p>
-      <w:pPr>
-        <w:pStyle w:val="SourceCode"/>
-      </w:pPr>
-      <w:r>
-        <w:t xml:space="preserve">    ; returns 0 when it is missing.</w:t>
+        <w:t xml:space="preserve">    ; Remember, the password comes only from SPA_DB_PASSWORD; getenv returns</w:t>
+      </w:r>
+    </w:p>
+    <w:p>
+      <w:pPr>
+        <w:pStyle w:val="SourceCode"/>
+      </w:pPr>
+      <w:r>
+        <w:t xml:space="preserve">    ; 0 when it is missing, and __acrt_iob_func(2) gives stderr for fprintf.</w:t>
       </w:r>
     </w:p>
     <w:p>
@@ -5984,23 +5988,23 @@
         <w:pStyle w:val="SourceCode"/>
       </w:pPr>
       <w:r>
-        <w:t xml:space="preserve">    ; Remember, the database is the fifth value and CLIENT_FOUND_ROWS the</w:t>
-      </w:r>
-    </w:p>
-    <w:p>
-      <w:pPr>
-        <w:pStyle w:val="SourceCode"/>
-      </w:pPr>
-      <w:r>
-        <w:t xml:space="preserve">    ; eighth, the client flags (Lessons 4.2a and 4.7a). It returns 0 when</w:t>
-      </w:r>
-    </w:p>
-    <w:p>
-      <w:pPr>
-        <w:pStyle w:val="SourceCode"/>
-      </w:pPr>
-      <w:r>
-        <w:t xml:space="preserve">    ; it cannot connect, so even this Basic version checks.</w:t>
+        <w:t xml:space="preserve">    ; Remember, mysql_init(0) makes a new handle; mysql_real_connect's fifth</w:t>
+      </w:r>
+    </w:p>
+    <w:p>
+      <w:pPr>
+        <w:pStyle w:val="SourceCode"/>
+      </w:pPr>
+      <w:r>
+        <w:t xml:space="preserve">    ; value is the database and its eighth CLIENT_FOUND_ROWS (Lessons 4.2a</w:t>
+      </w:r>
+    </w:p>
+    <w:p>
+      <w:pPr>
+        <w:pStyle w:val="SourceCode"/>
+      </w:pPr>
+      <w:r>
+        <w:t xml:space="preserve">    ; and 4.7a); it returns 0 when it cannot connect, so Basic checks too.</w:t>
       </w:r>
     </w:p>
     <w:p>
@@ -7920,23 +7924,23 @@
         <w:pStyle w:val="SourceCode"/>
       </w:pPr>
       <w:r>
-        <w:t>; connect_database: Lesson 4.2a's, with CLIENT_FOUND_ROWS as its client</w:t>
-      </w:r>
-    </w:p>
-    <w:p>
-      <w:pPr>
-        <w:pStyle w:val="SourceCode"/>
-      </w:pPr>
-      <w:r>
-        <w:t>; flags (Lesson 4.7a). Connects the handle with every setting, the</w:t>
-      </w:r>
-    </w:p>
-    <w:p>
-      <w:pPr>
-        <w:pStyle w:val="SourceCode"/>
-      </w:pPr>
-      <w:r>
-        <w:t>; database too.</w:t>
+        <w:t>; connect_database: Lesson 4.2a's, with CLIENT_FOUND_ROWS as its eighth</w:t>
+      </w:r>
+    </w:p>
+    <w:p>
+      <w:pPr>
+        <w:pStyle w:val="SourceCode"/>
+      </w:pPr>
+      <w:r>
+        <w:t>; value, the client flags (Lesson 4.7a). sub rsp, 72: 32 bytes of scratch,</w:t>
+      </w:r>
+    </w:p>
+    <w:p>
+      <w:pPr>
+        <w:pStyle w:val="SourceCode"/>
+      </w:pPr>
+      <w:r>
+        <w:t>; four places for values 5 to 8, and 8 to keep rsp a multiple of 16.</w:t>
       </w:r>
     </w:p>
     <w:p>
@@ -8963,15 +8967,15 @@
         <w:pStyle w:val="SourceCode"/>
       </w:pPr>
       <w:r>
-        <w:t>; Every way out after mysql_stmt_init closes the statement. rbx keeps the</w:t>
-      </w:r>
-    </w:p>
-    <w:p>
-      <w:pPr>
-        <w:pStyle w:val="SourceCode"/>
-      </w:pPr>
-      <w:r>
-        <w:t>; statement handle and r13 the records, then the count.</w:t>
+        <w:t>; Every way out after mysql_stmt_init closes the statement (rbx); r13 holds</w:t>
+      </w:r>
+    </w:p>
+    <w:p>
+      <w:pPr>
+        <w:pStyle w:val="SourceCode"/>
+      </w:pPr>
+      <w:r>
+        <w:t>; the records, then the count. r12 is pushed only to keep rsp aligned.</w:t>
       </w:r>
     </w:p>
     <w:p>
@@ -9556,7 +9560,7 @@
         <w:pStyle w:val="SourceCode"/>
       </w:pPr>
       <w:r>
-        <w:t>; r12d keeps the contact's id and r13d the group's.</w:t>
+        <w:t>; r12d keeps the contact's id and r13d the group's; rbx is pushed for alignment.</w:t>
       </w:r>
     </w:p>
     <w:p>
@@ -10342,15 +10346,15 @@
         <w:pStyle w:val="SourceCode"/>
       </w:pPr>
       <w:r>
-        <w:t>; rbx keeps the connection handle, r12 the password, r13d the number of</w:t>
-      </w:r>
-    </w:p>
-    <w:p>
-      <w:pPr>
-        <w:pStyle w:val="SourceCode"/>
-      </w:pPr>
-      <w:r>
-        <w:t>; failed steps, and r14d the group Work's id.</w:t>
+        <w:t>; rbx keeps the connection handle, r12 the password, r13d the failed steps,</w:t>
+      </w:r>
+    </w:p>
+    <w:p>
+      <w:pPr>
+        <w:pStyle w:val="SourceCode"/>
+      </w:pPr>
+      <w:r>
+        <w:t>; r14d Work's id. Four pushes and sub rsp, 40 keep rsp a multiple of 16.</w:t>
       </w:r>
     </w:p>
     <w:p>
@@ -13944,23 +13948,23 @@
         <w:pStyle w:val="SourceCode"/>
       </w:pPr>
       <w:r>
-        <w:t>/// Puts one contact in one group and prints the outcome; a missing</w:t>
-      </w:r>
-    </w:p>
-    <w:p>
-      <w:pPr>
-        <w:pStyle w:val="SourceCode"/>
-      </w:pPr>
-      <w:r>
-        <w:t>/// contact is an outcome, not a failure. Returns 1 after one Error line</w:t>
-      </w:r>
-    </w:p>
-    <w:p>
-      <w:pPr>
-        <w:pStyle w:val="SourceCode"/>
-      </w:pPr>
-      <w:r>
-        <w:t>/// when the UPDATE failed, or 0.</w:t>
+        <w:t>/// Puts one contact in one group and prints the outcome. Remember, Ok(0)</w:t>
+      </w:r>
+    </w:p>
+    <w:p>
+      <w:pPr>
+        <w:pStyle w:val="SourceCode"/>
+      </w:pPr>
+      <w:r>
+        <w:t>/// matches only 0, so it comes before Ok(rows_matched): a missing contact</w:t>
+      </w:r>
+    </w:p>
+    <w:p>
+      <w:pPr>
+        <w:pStyle w:val="SourceCode"/>
+      </w:pPr>
+      <w:r>
+        <w:t>/// is an outcome, not a failure. Returns 1 after an Error line, or 0.</w:t>
       </w:r>
     </w:p>
     <w:p>
@@ -16932,31 +16936,31 @@
         <w:pStyle w:val="SourceCode"/>
       </w:pPr>
       <w:r>
-        <w:t>%% Remember, connect_database (Lesson 4.2a) connects with every setting,</w:t>
-      </w:r>
-    </w:p>
-    <w:p>
-      <w:pPr>
-        <w:pStyle w:val="SourceCode"/>
-      </w:pPr>
-      <w:r>
-        <w:t>%% the database too, and returns {ok, Connection}, or {error, Message}</w:t>
-      </w:r>
-    </w:p>
-    <w:p>
-      <w:pPr>
-        <w:pStyle w:val="SourceCode"/>
-      </w:pPr>
-      <w:r>
-        <w:t>%% naming the database, the server, and the reason. {found_rows, true}</w:t>
-      </w:r>
-    </w:p>
-    <w:p>
-      <w:pPr>
-        <w:pStyle w:val="SourceCode"/>
-      </w:pPr>
-      <w:r>
-        <w:t>%% makes an UPDATE report the rows it matched (Lesson 4.7a).</w:t>
+        <w:t>%% Remember, connect_database (Lesson 4.2a) returns {ok, Connection}, a</w:t>
+      </w:r>
+    </w:p>
+    <w:p>
+      <w:pPr>
+        <w:pStyle w:val="SourceCode"/>
+      </w:pPr>
+      <w:r>
+        <w:t>%% pid(), or {error, Message}, io_lib:format's iodata() text naming the</w:t>
+      </w:r>
+    </w:p>
+    <w:p>
+      <w:pPr>
+        <w:pStyle w:val="SourceCode"/>
+      </w:pPr>
+      <w:r>
+        <w:t>%% database, the server, and the reason. {found_rows, true} makes an UPDATE</w:t>
+      </w:r>
+    </w:p>
+    <w:p>
+      <w:pPr>
+        <w:pStyle w:val="SourceCode"/>
+      </w:pPr>
+      <w:r>
+        <w:t>%% report the rows it matched (Lesson 4.7a), and -spec documents the types.</w:t>
       </w:r>
     </w:p>
     <w:p>
@@ -25003,31 +25007,31 @@
       </w:rPr>
     </w:lvl>
   </w:abstractNum>
-  <w:num w:numId="1" w16cid:durableId="1536698834">
+  <w:num w:numId="1" w16cid:durableId="331763709">
     <w:abstractNumId w:val="8"/>
   </w:num>
-  <w:num w:numId="2" w16cid:durableId="130485690">
+  <w:num w:numId="2" w16cid:durableId="1643196497">
     <w:abstractNumId w:val="6"/>
   </w:num>
-  <w:num w:numId="3" w16cid:durableId="675117172">
+  <w:num w:numId="3" w16cid:durableId="1704935965">
     <w:abstractNumId w:val="5"/>
   </w:num>
-  <w:num w:numId="4" w16cid:durableId="1601452421">
+  <w:num w:numId="4" w16cid:durableId="34625754">
     <w:abstractNumId w:val="4"/>
   </w:num>
-  <w:num w:numId="5" w16cid:durableId="1293948684">
+  <w:num w:numId="5" w16cid:durableId="1281958758">
     <w:abstractNumId w:val="7"/>
   </w:num>
-  <w:num w:numId="6" w16cid:durableId="1566137429">
+  <w:num w:numId="6" w16cid:durableId="2059235476">
     <w:abstractNumId w:val="3"/>
   </w:num>
-  <w:num w:numId="7" w16cid:durableId="1716007467">
+  <w:num w:numId="7" w16cid:durableId="1740513465">
     <w:abstractNumId w:val="2"/>
   </w:num>
-  <w:num w:numId="8" w16cid:durableId="627400390">
+  <w:num w:numId="8" w16cid:durableId="796030102">
     <w:abstractNumId w:val="1"/>
   </w:num>
-  <w:num w:numId="9" w16cid:durableId="189875811">
+  <w:num w:numId="9" w16cid:durableId="1839269030">
     <w:abstractNumId w:val="0"/>
   </w:num>
 </w:numbering>
